--- a/public/fun/forms/이력서_프론트엔드개발자_7_경력기술서형.docx
+++ b/public/fun/forms/이력서_프론트엔드개발자_7_경력기술서형.docx
@@ -739,6 +739,236 @@
           <w:color w:val="493727"/>
           <w:sz w:val="21"/>
         </w:rPr>
+        <w:t>학력 · 자격</w:t>
+      </w:r>
+    </w:p>
+    <w:tbl>
+      <w:tblPr>
+        <w:tblW w:w="10530" w:type="dxa"/>
+        <w:jc w:val="left"/>
+        <w:tblLayout w:type="fixed"/>
+        <w:tblCellMar>
+          <w:top w:w="40" w:type="dxa"/>
+          <w:left w:w="90" w:type="dxa"/>
+          <w:bottom w:w="40" w:type="dxa"/>
+          <w:right w:w="90" w:type="dxa"/>
+        </w:tblCellMar>
+        <w:tblLook w:firstColumn="1" w:firstRow="1" w:lastColumn="0" w:lastRow="0" w:noHBand="0" w:noVBand="1" w:val="04A0"/>
+      </w:tblPr>
+      <w:tblGrid>
+        <w:gridCol w:w="2100"/>
+        <w:gridCol w:w="4215"/>
+        <w:gridCol w:w="4215"/>
+      </w:tblGrid>
+      <w:tr>
+        <w:trPr>
+          <w:trHeight w:val="390" w:hRule="atLeast"/>
+          <w:cantSplit/>
+        </w:trPr>
+        <w:tc>
+          <w:tcPr>
+            <w:tcW w:type="dxa" w:w="2100"/>
+            <w:shd w:val="clear" w:color="auto" w:fill="493727"/>
+            <w:vAlign w:val="center"/>
+          </w:tcPr>
+          <w:p>
+            <w:pPr>
+              <w:spacing w:before="0" w:after="0"/>
+              <w:jc w:val="center"/>
+            </w:pPr>
+            <w:r>
+              <w:rPr>
+                <w:b/>
+                <w:color w:val="FFFFFF"/>
+                <w:sz w:val="17"/>
+              </w:rPr>
+              <w:t>기 간</w:t>
+            </w:r>
+          </w:p>
+        </w:tc>
+        <w:tc>
+          <w:tcPr>
+            <w:tcW w:type="dxa" w:w="4215"/>
+            <w:shd w:val="clear" w:color="auto" w:fill="493727"/>
+            <w:vAlign w:val="center"/>
+          </w:tcPr>
+          <w:p>
+            <w:pPr>
+              <w:spacing w:before="0" w:after="0"/>
+              <w:jc w:val="center"/>
+            </w:pPr>
+            <w:r>
+              <w:rPr>
+                <w:b/>
+                <w:color w:val="FFFFFF"/>
+                <w:sz w:val="17"/>
+              </w:rPr>
+              <w:t>학교 / 기관</w:t>
+            </w:r>
+          </w:p>
+        </w:tc>
+        <w:tc>
+          <w:tcPr>
+            <w:tcW w:type="dxa" w:w="4215"/>
+            <w:shd w:val="clear" w:color="auto" w:fill="493727"/>
+            <w:vAlign w:val="center"/>
+          </w:tcPr>
+          <w:p>
+            <w:pPr>
+              <w:spacing w:before="0" w:after="0"/>
+              <w:jc w:val="center"/>
+            </w:pPr>
+            <w:r>
+              <w:rPr>
+                <w:b/>
+                <w:color w:val="FFFFFF"/>
+                <w:sz w:val="17"/>
+              </w:rPr>
+              <w:t>내 용</w:t>
+            </w:r>
+          </w:p>
+        </w:tc>
+      </w:tr>
+      <w:tr>
+        <w:trPr>
+          <w:trHeight w:val="450" w:hRule="atLeast"/>
+          <w:cantSplit/>
+        </w:trPr>
+        <w:tc>
+          <w:tcPr>
+            <w:tcW w:type="dxa" w:w="2100"/>
+            <w:tcBorders>
+              <w:top w:val="nil"/>
+              <w:left w:val="nil"/>
+              <w:bottom w:val="single" w:sz="4" w:space="0" w:color="D5CBC3"/>
+              <w:right w:val="nil"/>
+            </w:tcBorders>
+            <w:vAlign w:val="center"/>
+          </w:tcPr>
+          <w:p>
+            <w:pPr>
+              <w:spacing w:before="0" w:after="0"/>
+              <w:jc w:val="left"/>
+            </w:pPr>
+            <w:r>
+              <w:rPr>
+                <w:color w:val="A9B0B8"/>
+                <w:sz w:val="16"/>
+              </w:rPr>
+              <w:t>예) 2022.03 ~ 2024.02</w:t>
+            </w:r>
+          </w:p>
+        </w:tc>
+        <w:tc>
+          <w:tcPr>
+            <w:tcW w:type="dxa" w:w="4215"/>
+            <w:tcBorders>
+              <w:top w:val="nil"/>
+              <w:left w:val="nil"/>
+              <w:bottom w:val="single" w:sz="4" w:space="0" w:color="D5CBC3"/>
+              <w:right w:val="nil"/>
+            </w:tcBorders>
+            <w:vAlign w:val="center"/>
+          </w:tcPr>
+          <w:p>
+            <w:pPr>
+              <w:spacing w:before="0" w:after="0"/>
+              <w:jc w:val="left"/>
+            </w:pPr>
+            <w:r>
+              <w:rPr>
+                <w:color w:val="A9B0B8"/>
+                <w:sz w:val="16"/>
+              </w:rPr>
+              <w:t>○○대학교 (졸업)</w:t>
+            </w:r>
+          </w:p>
+        </w:tc>
+        <w:tc>
+          <w:tcPr>
+            <w:tcW w:type="dxa" w:w="4215"/>
+            <w:tcBorders>
+              <w:top w:val="nil"/>
+              <w:left w:val="nil"/>
+              <w:bottom w:val="single" w:sz="4" w:space="0" w:color="D5CBC3"/>
+              <w:right w:val="nil"/>
+            </w:tcBorders>
+            <w:vAlign w:val="center"/>
+          </w:tcPr>
+          <w:p>
+            <w:pPr>
+              <w:spacing w:before="0" w:after="0"/>
+              <w:jc w:val="left"/>
+            </w:pPr>
+            <w:r>
+              <w:rPr>
+                <w:color w:val="A9B0B8"/>
+                <w:sz w:val="16"/>
+              </w:rPr>
+              <w:t>배운 점 · 활동 내용</w:t>
+            </w:r>
+          </w:p>
+        </w:tc>
+      </w:tr>
+      <w:tr>
+        <w:trPr>
+          <w:trHeight w:val="450" w:hRule="atLeast"/>
+          <w:cantSplit/>
+        </w:trPr>
+        <w:tc>
+          <w:tcPr>
+            <w:tcW w:type="dxa" w:w="2100"/>
+            <w:tcBorders>
+              <w:top w:val="nil"/>
+              <w:left w:val="nil"/>
+              <w:bottom w:val="single" w:sz="4" w:space="0" w:color="D5CBC3"/>
+              <w:right w:val="nil"/>
+            </w:tcBorders>
+            <w:vAlign w:val="center"/>
+          </w:tcPr>
+          <w:p/>
+        </w:tc>
+        <w:tc>
+          <w:tcPr>
+            <w:tcW w:type="dxa" w:w="4215"/>
+            <w:tcBorders>
+              <w:top w:val="nil"/>
+              <w:left w:val="nil"/>
+              <w:bottom w:val="single" w:sz="4" w:space="0" w:color="D5CBC3"/>
+              <w:right w:val="nil"/>
+            </w:tcBorders>
+            <w:vAlign w:val="center"/>
+          </w:tcPr>
+          <w:p/>
+        </w:tc>
+        <w:tc>
+          <w:tcPr>
+            <w:tcW w:type="dxa" w:w="4215"/>
+            <w:tcBorders>
+              <w:top w:val="nil"/>
+              <w:left w:val="nil"/>
+              <w:bottom w:val="single" w:sz="4" w:space="0" w:color="D5CBC3"/>
+              <w:right w:val="nil"/>
+            </w:tcBorders>
+            <w:vAlign w:val="center"/>
+          </w:tcPr>
+          <w:p/>
+        </w:tc>
+      </w:tr>
+    </w:tbl>
+    <w:p>
+      <w:pPr>
+        <w:keepNext/>
+        <w:spacing w:before="200" w:after="60"/>
+        <w:jc w:val="left"/>
+      </w:pPr>
+      <w:r>
+        <w:rPr>
+          <w:rFonts w:ascii="맑은 고딕" w:hAnsi="맑은 고딕" w:eastAsia="맑은 고딕" w:cs="맑은 고딕"/>
+          <w:b/>
+          <w:color w:val="493727"/>
+          <w:sz w:val="21"/>
+        </w:rPr>
         <w:t>배포한 서비스</w:t>
       </w:r>
     </w:p>
@@ -1417,200 +1647,6 @@
       </w:tr>
     </w:tbl>
     <w:p>
-      <w:pPr>
-        <w:keepNext/>
-        <w:spacing w:before="200" w:after="60"/>
-        <w:jc w:val="left"/>
-      </w:pPr>
-      <w:r>
-        <w:rPr>
-          <w:rFonts w:ascii="맑은 고딕" w:hAnsi="맑은 고딕" w:eastAsia="맑은 고딕" w:cs="맑은 고딕"/>
-          <w:b/>
-          <w:color w:val="493727"/>
-          <w:sz w:val="21"/>
-        </w:rPr>
-        <w:t>학력 · 자격</w:t>
-      </w:r>
-    </w:p>
-    <w:tbl>
-      <w:tblPr>
-        <w:tblW w:w="10530" w:type="dxa"/>
-        <w:jc w:val="left"/>
-        <w:tblLayout w:type="fixed"/>
-        <w:tblCellMar>
-          <w:top w:w="40" w:type="dxa"/>
-          <w:left w:w="90" w:type="dxa"/>
-          <w:bottom w:w="40" w:type="dxa"/>
-          <w:right w:w="90" w:type="dxa"/>
-        </w:tblCellMar>
-        <w:tblLook w:firstColumn="1" w:firstRow="1" w:lastColumn="0" w:lastRow="0" w:noHBand="0" w:noVBand="1" w:val="04A0"/>
-      </w:tblPr>
-      <w:tblGrid>
-        <w:gridCol w:w="2100"/>
-        <w:gridCol w:w="4215"/>
-        <w:gridCol w:w="4215"/>
-      </w:tblGrid>
-      <w:tr>
-        <w:trPr>
-          <w:trHeight w:val="390" w:hRule="atLeast"/>
-          <w:cantSplit/>
-        </w:trPr>
-        <w:tc>
-          <w:tcPr>
-            <w:tcW w:type="dxa" w:w="2100"/>
-            <w:shd w:val="clear" w:color="auto" w:fill="493727"/>
-            <w:vAlign w:val="center"/>
-          </w:tcPr>
-          <w:p>
-            <w:pPr>
-              <w:spacing w:before="0" w:after="0"/>
-              <w:jc w:val="center"/>
-            </w:pPr>
-            <w:r>
-              <w:rPr>
-                <w:b/>
-                <w:color w:val="FFFFFF"/>
-                <w:sz w:val="17"/>
-              </w:rPr>
-              <w:t>기 간</w:t>
-            </w:r>
-          </w:p>
-        </w:tc>
-        <w:tc>
-          <w:tcPr>
-            <w:tcW w:type="dxa" w:w="4215"/>
-            <w:shd w:val="clear" w:color="auto" w:fill="493727"/>
-            <w:vAlign w:val="center"/>
-          </w:tcPr>
-          <w:p>
-            <w:pPr>
-              <w:spacing w:before="0" w:after="0"/>
-              <w:jc w:val="center"/>
-            </w:pPr>
-            <w:r>
-              <w:rPr>
-                <w:b/>
-                <w:color w:val="FFFFFF"/>
-                <w:sz w:val="17"/>
-              </w:rPr>
-              <w:t>학교 / 기관</w:t>
-            </w:r>
-          </w:p>
-        </w:tc>
-        <w:tc>
-          <w:tcPr>
-            <w:tcW w:type="dxa" w:w="4215"/>
-            <w:shd w:val="clear" w:color="auto" w:fill="493727"/>
-            <w:vAlign w:val="center"/>
-          </w:tcPr>
-          <w:p>
-            <w:pPr>
-              <w:spacing w:before="0" w:after="0"/>
-              <w:jc w:val="center"/>
-            </w:pPr>
-            <w:r>
-              <w:rPr>
-                <w:b/>
-                <w:color w:val="FFFFFF"/>
-                <w:sz w:val="17"/>
-              </w:rPr>
-              <w:t>내 용</w:t>
-            </w:r>
-          </w:p>
-        </w:tc>
-      </w:tr>
-      <w:tr>
-        <w:trPr>
-          <w:trHeight w:val="450" w:hRule="atLeast"/>
-          <w:cantSplit/>
-        </w:trPr>
-        <w:tc>
-          <w:tcPr>
-            <w:tcW w:type="dxa" w:w="2100"/>
-            <w:tcBorders>
-              <w:top w:val="nil"/>
-              <w:left w:val="nil"/>
-              <w:bottom w:val="single" w:sz="4" w:space="0" w:color="D5CBC3"/>
-              <w:right w:val="nil"/>
-            </w:tcBorders>
-            <w:vAlign w:val="center"/>
-          </w:tcPr>
-          <w:p/>
-        </w:tc>
-        <w:tc>
-          <w:tcPr>
-            <w:tcW w:type="dxa" w:w="4215"/>
-            <w:tcBorders>
-              <w:top w:val="nil"/>
-              <w:left w:val="nil"/>
-              <w:bottom w:val="single" w:sz="4" w:space="0" w:color="D5CBC3"/>
-              <w:right w:val="nil"/>
-            </w:tcBorders>
-            <w:vAlign w:val="center"/>
-          </w:tcPr>
-          <w:p/>
-        </w:tc>
-        <w:tc>
-          <w:tcPr>
-            <w:tcW w:type="dxa" w:w="4215"/>
-            <w:tcBorders>
-              <w:top w:val="nil"/>
-              <w:left w:val="nil"/>
-              <w:bottom w:val="single" w:sz="4" w:space="0" w:color="D5CBC3"/>
-              <w:right w:val="nil"/>
-            </w:tcBorders>
-            <w:vAlign w:val="center"/>
-          </w:tcPr>
-          <w:p/>
-        </w:tc>
-      </w:tr>
-      <w:tr>
-        <w:trPr>
-          <w:trHeight w:val="450" w:hRule="atLeast"/>
-          <w:cantSplit/>
-        </w:trPr>
-        <w:tc>
-          <w:tcPr>
-            <w:tcW w:type="dxa" w:w="2100"/>
-            <w:tcBorders>
-              <w:top w:val="nil"/>
-              <w:left w:val="nil"/>
-              <w:bottom w:val="single" w:sz="4" w:space="0" w:color="D5CBC3"/>
-              <w:right w:val="nil"/>
-            </w:tcBorders>
-            <w:vAlign w:val="center"/>
-          </w:tcPr>
-          <w:p/>
-        </w:tc>
-        <w:tc>
-          <w:tcPr>
-            <w:tcW w:type="dxa" w:w="4215"/>
-            <w:tcBorders>
-              <w:top w:val="nil"/>
-              <w:left w:val="nil"/>
-              <w:bottom w:val="single" w:sz="4" w:space="0" w:color="D5CBC3"/>
-              <w:right w:val="nil"/>
-            </w:tcBorders>
-            <w:vAlign w:val="center"/>
-          </w:tcPr>
-          <w:p/>
-        </w:tc>
-        <w:tc>
-          <w:tcPr>
-            <w:tcW w:type="dxa" w:w="4215"/>
-            <w:tcBorders>
-              <w:top w:val="nil"/>
-              <w:left w:val="nil"/>
-              <w:bottom w:val="single" w:sz="4" w:space="0" w:color="D5CBC3"/>
-              <w:right w:val="nil"/>
-            </w:tcBorders>
-            <w:vAlign w:val="center"/>
-          </w:tcPr>
-          <w:p/>
-        </w:tc>
-      </w:tr>
-    </w:tbl>
-    <w:p>
       <w:r>
         <w:br w:type="page"/>
       </w:r>

--- a/public/fun/forms/이력서_프론트엔드개발자_7_경력기술서형.docx
+++ b/public/fun/forms/이력서_프론트엔드개발자_7_경력기술서형.docx
@@ -855,7 +855,7 @@
                 <w:color w:val="A9B0B8"/>
                 <w:sz w:val="16"/>
               </w:rPr>
-              <w:t>예) 2022.03 ~ 2024.02</w:t>
+              <w:t>예) ○○○○.○○ ~ ○○○○.○○</w:t>
             </w:r>
           </w:p>
         </w:tc>
@@ -880,7 +880,7 @@
                 <w:color w:val="A9B0B8"/>
                 <w:sz w:val="16"/>
               </w:rPr>
-              <w:t>○○대학교 (졸업)</w:t>
+              <w:t>학교명 입력 (졸업)</w:t>
             </w:r>
           </w:p>
         </w:tc>
@@ -1909,7 +1909,7 @@
                 <w:color w:val="7A5F48"/>
                 <w:sz w:val="19"/>
               </w:rPr>
-              <w:t>2022.09~2024.02 · ○○ 서비스 · 메인 화면 LCP 4.1s → 2.2s, 번들 31% 감소, 접근성 점수 72 → 95</w:t>
+              <w:t>기간 입력 · ○○ 서비스 · 메인 화면 LCP 4.1s → 2.2s, 번들 31% 감소, 접근성 점수 72 → 95</w:t>
             </w:r>
           </w:p>
         </w:tc>
